--- a/Проект.docx
+++ b/Проект.docx
@@ -1480,17 +1480,226 @@
       <w:pPr>
         <w:spacing w:before="240" w:after="240" w:line="240" w:lineRule="auto"/>
         <w:rPr>
-          <w:rFonts w:ascii="Times New Roman" w:eastAsia="Times New Roman" w:hAnsi="Times New Roman" w:cs="Times New Roman"/>
-          <w:sz w:val="24"/>
-          <w:szCs w:val="24"/>
-        </w:rPr>
-      </w:pPr>
-      <w:r>
-        <w:rPr>
           <w:rFonts w:ascii="Arial" w:eastAsia="Times New Roman" w:hAnsi="Arial" w:cs="Arial"/>
           <w:color w:val="FF0000"/>
         </w:rPr>
+      </w:pPr>
+      <w:r>
+        <w:rPr>
+          <w:rFonts w:ascii="Arial" w:eastAsia="Times New Roman" w:hAnsi="Arial" w:cs="Arial"/>
+          <w:color w:val="FF0000"/>
+        </w:rPr>
         <w:t>РИСУНОК 1. СХЕМА САЙТА.</w:t>
+      </w:r>
+    </w:p>
+    <w:p>
+      <w:pPr>
+        <w:spacing w:before="240" w:after="240" w:line="240" w:lineRule="auto"/>
+        <w:rPr>
+          <w:rFonts w:ascii="Times New Roman" w:eastAsia="Times New Roman" w:hAnsi="Times New Roman" w:cs="Times New Roman"/>
+          <w:sz w:val="24"/>
+          <w:szCs w:val="24"/>
+        </w:rPr>
+      </w:pPr>
+      <w:r>
+        <w:rPr>
+          <w:rFonts w:ascii="Times New Roman" w:eastAsia="Times New Roman" w:hAnsi="Times New Roman" w:cs="Times New Roman"/>
+          <w:sz w:val="24"/>
+          <w:szCs w:val="24"/>
+        </w:rPr>
+        <w:drawing>
+          <wp:inline distT="0" distB="0" distL="0" distR="0">
+            <wp:extent cx="5940425" cy="3318153"/>
+            <wp:effectExtent l="19050" t="0" r="3175" b="0"/>
+            <wp:docPr id="1" name="Рисунок 1">
+              <a:extLst xmlns:a="http://schemas.openxmlformats.org/drawingml/2006/main">
+                <a:ext uri="{FF2B5EF4-FFF2-40B4-BE49-F238E27FC236}">
+                  <a16:creationId xmlns:p="http://schemas.openxmlformats.org/presentationml/2006/main" xmlns:a16="http://schemas.microsoft.com/office/drawing/2014/main" xmlns="" xmlns:lc="http://schemas.openxmlformats.org/drawingml/2006/lockedCanvas" id="{4D153F9B-B18B-4A6B-9AB2-291A7019CE0C}"/>
+                </a:ext>
+              </a:extLst>
+            </wp:docPr>
+            <wp:cNvGraphicFramePr/>
+            <a:graphic xmlns:a="http://schemas.openxmlformats.org/drawingml/2006/main">
+              <a:graphicData uri="http://schemas.openxmlformats.org/drawingml/2006/picture">
+                <pic:pic xmlns:pic="http://schemas.openxmlformats.org/drawingml/2006/picture">
+                  <pic:nvPicPr>
+                    <pic:cNvPr id="8" name="Рисунок 7">
+                      <a:extLst>
+                        <a:ext uri="{FF2B5EF4-FFF2-40B4-BE49-F238E27FC236}">
+                          <a16:creationId xmlns:p="http://schemas.openxmlformats.org/presentationml/2006/main" xmlns:a16="http://schemas.microsoft.com/office/drawing/2014/main" xmlns="" xmlns:lc="http://schemas.openxmlformats.org/drawingml/2006/lockedCanvas" id="{4D153F9B-B18B-4A6B-9AB2-291A7019CE0C}"/>
+                        </a:ext>
+                      </a:extLst>
+                    </pic:cNvPr>
+                    <pic:cNvPicPr>
+                      <a:picLocks noChangeAspect="1"/>
+                    </pic:cNvPicPr>
+                  </pic:nvPicPr>
+                  <pic:blipFill>
+                    <a:blip r:embed="rId5">
+                      <a:extLst>
+                        <a:ext uri="{28A0092B-C50C-407E-A947-70E740481C1C}">
+                          <a14:useLocalDpi xmlns:p="http://schemas.openxmlformats.org/presentationml/2006/main" xmlns:a14="http://schemas.microsoft.com/office/drawing/2010/main" xmlns="" xmlns:lc="http://schemas.openxmlformats.org/drawingml/2006/lockedCanvas" val="0"/>
+                        </a:ext>
+                      </a:extLst>
+                    </a:blip>
+                    <a:stretch>
+                      <a:fillRect/>
+                    </a:stretch>
+                  </pic:blipFill>
+                  <pic:spPr>
+                    <a:xfrm>
+                      <a:off x="0" y="0"/>
+                      <a:ext cx="5940425" cy="3318153"/>
+                    </a:xfrm>
+                    <a:prstGeom prst="rect">
+                      <a:avLst/>
+                    </a:prstGeom>
+                  </pic:spPr>
+                </pic:pic>
+              </a:graphicData>
+            </a:graphic>
+          </wp:inline>
+        </w:drawing>
+      </w:r>
+    </w:p>
+    <w:p>
+      <w:pPr>
+        <w:spacing w:before="240" w:after="240" w:line="240" w:lineRule="auto"/>
+        <w:rPr>
+          <w:rFonts w:ascii="Times New Roman" w:eastAsia="Times New Roman" w:hAnsi="Times New Roman" w:cs="Times New Roman"/>
+          <w:sz w:val="24"/>
+          <w:szCs w:val="24"/>
+        </w:rPr>
+      </w:pPr>
+      <w:r>
+        <w:rPr>
+          <w:rFonts w:ascii="Times New Roman" w:eastAsia="Times New Roman" w:hAnsi="Times New Roman" w:cs="Times New Roman"/>
+          <w:sz w:val="24"/>
+          <w:szCs w:val="24"/>
+        </w:rPr>
+        <w:drawing>
+          <wp:inline distT="0" distB="0" distL="0" distR="0">
+            <wp:extent cx="5940425" cy="3338998"/>
+            <wp:effectExtent l="19050" t="0" r="3175" b="0"/>
+            <wp:docPr id="2" name="Рисунок 2">
+              <a:extLst xmlns:a="http://schemas.openxmlformats.org/drawingml/2006/main">
+                <a:ext uri="{FF2B5EF4-FFF2-40B4-BE49-F238E27FC236}">
+                  <a16:creationId xmlns:p="http://schemas.openxmlformats.org/presentationml/2006/main" xmlns:a16="http://schemas.microsoft.com/office/drawing/2014/main" xmlns="" xmlns:lc="http://schemas.openxmlformats.org/drawingml/2006/lockedCanvas" id="{DBC1578C-AE48-4DB0-B1CC-ADD60670BD2E}"/>
+                </a:ext>
+              </a:extLst>
+            </wp:docPr>
+            <wp:cNvGraphicFramePr/>
+            <a:graphic xmlns:a="http://schemas.openxmlformats.org/drawingml/2006/main">
+              <a:graphicData uri="http://schemas.openxmlformats.org/drawingml/2006/picture">
+                <pic:pic xmlns:pic="http://schemas.openxmlformats.org/drawingml/2006/picture">
+                  <pic:nvPicPr>
+                    <pic:cNvPr id="4" name="Рисунок 3">
+                      <a:extLst>
+                        <a:ext uri="{FF2B5EF4-FFF2-40B4-BE49-F238E27FC236}">
+                          <a16:creationId xmlns:p="http://schemas.openxmlformats.org/presentationml/2006/main" xmlns:a16="http://schemas.microsoft.com/office/drawing/2014/main" xmlns="" xmlns:lc="http://schemas.openxmlformats.org/drawingml/2006/lockedCanvas" id="{DBC1578C-AE48-4DB0-B1CC-ADD60670BD2E}"/>
+                        </a:ext>
+                      </a:extLst>
+                    </pic:cNvPr>
+                    <pic:cNvPicPr>
+                      <a:picLocks noChangeAspect="1"/>
+                    </pic:cNvPicPr>
+                  </pic:nvPicPr>
+                  <pic:blipFill>
+                    <a:blip r:embed="rId6">
+                      <a:extLst>
+                        <a:ext uri="{28A0092B-C50C-407E-A947-70E740481C1C}">
+                          <a14:useLocalDpi xmlns:p="http://schemas.openxmlformats.org/presentationml/2006/main" xmlns:a14="http://schemas.microsoft.com/office/drawing/2010/main" xmlns="" xmlns:lc="http://schemas.openxmlformats.org/drawingml/2006/lockedCanvas" val="0"/>
+                        </a:ext>
+                      </a:extLst>
+                    </a:blip>
+                    <a:stretch>
+                      <a:fillRect/>
+                    </a:stretch>
+                  </pic:blipFill>
+                  <pic:spPr>
+                    <a:xfrm>
+                      <a:off x="0" y="0"/>
+                      <a:ext cx="5940425" cy="3338998"/>
+                    </a:xfrm>
+                    <a:prstGeom prst="rect">
+                      <a:avLst/>
+                    </a:prstGeom>
+                  </pic:spPr>
+                </pic:pic>
+              </a:graphicData>
+            </a:graphic>
+          </wp:inline>
+        </w:drawing>
+      </w:r>
+    </w:p>
+    <w:p>
+      <w:pPr>
+        <w:spacing w:before="240" w:after="240" w:line="240" w:lineRule="auto"/>
+        <w:rPr>
+          <w:rFonts w:ascii="Times New Roman" w:eastAsia="Times New Roman" w:hAnsi="Times New Roman" w:cs="Times New Roman"/>
+          <w:sz w:val="24"/>
+          <w:szCs w:val="24"/>
+        </w:rPr>
+      </w:pPr>
+      <w:r>
+        <w:rPr>
+          <w:rFonts w:ascii="Times New Roman" w:eastAsia="Times New Roman" w:hAnsi="Times New Roman" w:cs="Times New Roman"/>
+          <w:sz w:val="24"/>
+          <w:szCs w:val="24"/>
+        </w:rPr>
+        <w:drawing>
+          <wp:inline distT="0" distB="0" distL="0" distR="0">
+            <wp:extent cx="5940425" cy="3339611"/>
+            <wp:effectExtent l="19050" t="0" r="3175" b="0"/>
+            <wp:docPr id="3" name="Рисунок 3">
+              <a:extLst xmlns:a="http://schemas.openxmlformats.org/drawingml/2006/main">
+                <a:ext uri="{FF2B5EF4-FFF2-40B4-BE49-F238E27FC236}">
+                  <a16:creationId xmlns:p="http://schemas.openxmlformats.org/presentationml/2006/main" xmlns:a16="http://schemas.microsoft.com/office/drawing/2014/main" xmlns="" xmlns:lc="http://schemas.openxmlformats.org/drawingml/2006/lockedCanvas" id="{58887DF8-40AE-48B7-A55C-FE6CF9739868}"/>
+                </a:ext>
+              </a:extLst>
+            </wp:docPr>
+            <wp:cNvGraphicFramePr/>
+            <a:graphic xmlns:a="http://schemas.openxmlformats.org/drawingml/2006/main">
+              <a:graphicData uri="http://schemas.openxmlformats.org/drawingml/2006/picture">
+                <pic:pic xmlns:pic="http://schemas.openxmlformats.org/drawingml/2006/picture">
+                  <pic:nvPicPr>
+                    <pic:cNvPr id="5" name="Рисунок 4">
+                      <a:extLst>
+                        <a:ext uri="{FF2B5EF4-FFF2-40B4-BE49-F238E27FC236}">
+                          <a16:creationId xmlns:p="http://schemas.openxmlformats.org/presentationml/2006/main" xmlns:a16="http://schemas.microsoft.com/office/drawing/2014/main" xmlns="" xmlns:lc="http://schemas.openxmlformats.org/drawingml/2006/lockedCanvas" id="{58887DF8-40AE-48B7-A55C-FE6CF9739868}"/>
+                        </a:ext>
+                      </a:extLst>
+                    </pic:cNvPr>
+                    <pic:cNvPicPr>
+                      <a:picLocks noChangeAspect="1"/>
+                    </pic:cNvPicPr>
+                  </pic:nvPicPr>
+                  <pic:blipFill>
+                    <a:blip r:embed="rId7">
+                      <a:extLst>
+                        <a:ext uri="{28A0092B-C50C-407E-A947-70E740481C1C}">
+                          <a14:useLocalDpi xmlns:p="http://schemas.openxmlformats.org/presentationml/2006/main" xmlns:a14="http://schemas.microsoft.com/office/drawing/2010/main" xmlns="" xmlns:lc="http://schemas.openxmlformats.org/drawingml/2006/lockedCanvas" val="0"/>
+                        </a:ext>
+                      </a:extLst>
+                    </a:blip>
+                    <a:stretch>
+                      <a:fillRect/>
+                    </a:stretch>
+                  </pic:blipFill>
+                  <pic:spPr>
+                    <a:xfrm>
+                      <a:off x="0" y="0"/>
+                      <a:ext cx="5940425" cy="3339611"/>
+                    </a:xfrm>
+                    <a:prstGeom prst="rect">
+                      <a:avLst/>
+                    </a:prstGeom>
+                  </pic:spPr>
+                </pic:pic>
+              </a:graphicData>
+            </a:graphic>
+          </wp:inline>
+        </w:drawing>
       </w:r>
     </w:p>
     <w:p>
@@ -12227,6 +12436,36 @@
     <w:name w:val="apple-tab-span"/>
     <w:basedOn w:val="a0"/>
     <w:rsid w:val="00931777"/>
+  </w:style>
+  <w:style w:type="paragraph" w:styleId="a5">
+    <w:name w:val="Balloon Text"/>
+    <w:basedOn w:val="a"/>
+    <w:link w:val="a6"/>
+    <w:uiPriority w:val="99"/>
+    <w:semiHidden/>
+    <w:unhideWhenUsed/>
+    <w:rsid w:val="00117B04"/>
+    <w:pPr>
+      <w:spacing w:after="0" w:line="240" w:lineRule="auto"/>
+    </w:pPr>
+    <w:rPr>
+      <w:rFonts w:ascii="Tahoma" w:hAnsi="Tahoma" w:cs="Tahoma"/>
+      <w:sz w:val="16"/>
+      <w:szCs w:val="16"/>
+    </w:rPr>
+  </w:style>
+  <w:style w:type="character" w:customStyle="1" w:styleId="a6">
+    <w:name w:val="Текст выноски Знак"/>
+    <w:basedOn w:val="a0"/>
+    <w:link w:val="a5"/>
+    <w:uiPriority w:val="99"/>
+    <w:semiHidden/>
+    <w:rsid w:val="00117B04"/>
+    <w:rPr>
+      <w:rFonts w:ascii="Tahoma" w:hAnsi="Tahoma" w:cs="Tahoma"/>
+      <w:sz w:val="16"/>
+      <w:szCs w:val="16"/>
+    </w:rPr>
   </w:style>
 </w:styles>
 </file>
